--- a/Chương 4_Phát hiện và mô tả đặc trưng  ảnh/Phần 1_Digital_Image_Fingerprints/script_v2.docx
+++ b/Chương 4_Phát hiện và mô tả đặc trưng  ảnh/Phần 1_Digital_Image_Fingerprints/script_v2.docx
@@ -13,12 +13,36 @@
     </w:p>
     <w:p>
       <w:r>
-        <w:t>Người 1: Chào các em sinh viên lớp IT23M. Chúng ta đã cùng nhau vượt qua Chương 2 và Chương 3 với các kỹ thuật xử lý pixel cấp thấp. Hôm nay, chúng ta sẽ chính thức bước vào một chương bản lề của môn học Thị giác máy tính: Chương 4 - Phát hiện và mô tả đặc trưng ảnh. Tiết học đầu tiên trong chuỗi 9 tiết của chương này có tựa đề "Dấu vân tay kỹ thuật số và Tại sao máy tính cần Điểm neo?".</w:t>
-      </w:r>
-    </w:p>
-    <w:p>
-      <w:r>
-        <w:t>Người 2: Dạ thưa thầy, cụm từ "Dấu vân tay kỹ thuật số" nghe giống như trong lĩnh vực bảo mật sinh trắc học quá. Có phải máy tính cũng cần lấy vân tay của bức ảnh để nhận dạng vạn vật không ạ?</w:t>
+        <w:rPr>
+          <w:b/>
+          <w:bCs/>
+        </w:rPr>
+        <w:t>Người 1:</w:t>
+      </w:r>
+      <w:r>
+        <w:t xml:space="preserve"> Chào mừng các em sinh viên lớp IT23M đã quay trở lại với môn học Thị giác máy tính. Hôm nay, thầy trò chúng ta sẽ chính thức bước sang Chương 4 với chủ đề: </w:t>
+      </w:r>
+      <w:r>
+        <w:rPr>
+          <w:b/>
+          <w:bCs/>
+        </w:rPr>
+        <w:t>Phát hiện và Mô tả Đặc trưng ảnh</w:t>
+      </w:r>
+      <w:r>
+        <w:t>. Trong tiết học đầu tiên của chương này, chúng ta sẽ đi tìm hiểu khái niệm "Dấu vân tay kỹ thuật số là gì" và trả lời câu hỏi cốt lõi: "Tại sao máy tính lại cần đến các Điểm neo?". Các em hãy nhìn vào hình ảnh trên slide, sự đối chiếu giữa con mắt con người và ống kính camera chính là sự giao thoa giữa thị giác tự nhiên và thị giác máy tính mà chúng ta sẽ giải mã.</w:t>
+      </w:r>
+    </w:p>
+    <w:p>
+      <w:r>
+        <w:rPr>
+          <w:b/>
+          <w:bCs/>
+        </w:rPr>
+        <w:t>Người 2:</w:t>
+      </w:r>
+      <w:r>
+        <w:t xml:space="preserve"> Dạ thưa thầy, nghe đến cụm từ "dấu vân tay kỹ thuật số" và "điểm neo" em thấy rất thú vị. Có phải chúng ta sắp học cách bắt máy tính phải ghi nhớ những điểm đặc biệt nhất của bức ảnh thay vì nhìn toàn bộ bức ảnh không ạ?</w:t>
       </w:r>
     </w:p>
     <w:p/>
@@ -31,22 +55,36 @@
           <w:b/>
           <w:bCs/>
         </w:rPr>
-        <w:t>2: MỤC TIÊU TIẾT HỌC</w:t>
-      </w:r>
-    </w:p>
-    <w:p>
-      <w:r>
-        <w:t>Người 1: Sự so sánh của em rất thú vị và cũng rất chính xác với nội dung bài học! Để hiểu tại sao, chúng ta hãy nhìn vào slide Mục tiêu tiết học. Các em có thể thấy hình ảnh một cây cầu thép vững chắc mang tên "Đặc trưng" hay "Features". Cây cầu này đóng vai trò kết nối hai thế giới: bên trái là thế giới Xử lý Pixel cấp thấp ở Chương 2, 3 và bên phải là thế giới Nhận thức Đối tượng cấp cao ở Chương 5, 6.</w:t>
-      </w:r>
-    </w:p>
-    <w:p>
-      <w:r>
-        <w:t>Chi tiết hơn, để đi qua được cây cầu này, chúng ta cần hoàn thành 4 mục tiêu được đặt trên các trụ cầu. Thứ nhất, hiểu bản chất của đặc trưng, trả lời câu hỏi tại sao ta không dùng pixel thô. Thứ hai, phân biệt được đặc trưng toàn cục và cục bộ. Thứ ba, nắm vững 3 tiêu chuẩn vàng của một đặc trưng. Và cuối cùng, chúng ta sẽ ôn tập lại nền tảng toán học của đường biên và thuật toán Canny.</w:t>
-      </w:r>
-    </w:p>
-    <w:p>
-      <w:r>
-        <w:t>Người 2: Em hiểu rồi ạ. Vậy "Đặc trưng" chính là bước đệm, là ngôn ngữ trung gian để máy tính chuyển từ việc chỉ "nhìn thấy" các pixel sang "hiểu được" bức ảnh đang chứa đối tượng gì đúng không thầy?</w:t>
+        <w:t>2: MỤC TIÊU TIẾT HỌC: MỞ KHÓA THỊ GIÁC CẤP CAO</w:t>
+      </w:r>
+    </w:p>
+    <w:p>
+      <w:r>
+        <w:rPr>
+          <w:b/>
+          <w:bCs/>
+        </w:rPr>
+        <w:t>Người 1:</w:t>
+      </w:r>
+      <w:r>
+        <w:t xml:space="preserve"> Em hình dung rất chính xác! Để hiểu rõ hơn, chúng ta hãy nhìn vào biểu đồ cây cầu trên slide. Những chương trước như Chương 2 và Chương 3, chúng ta loanh quanh ở việc xử lý pixel cấp thấp. Còn những chương sau như Chương 5 và 6, chúng ta hướng tới nhận thức đối tượng cấp cao. Đặc trưng, hay Features, chính là cây cầu vững chắc kết nối hai bờ đó.</w:t>
+      </w:r>
+    </w:p>
+    <w:p>
+      <w:r>
+        <w:t>Và để xây dựng được cây cầu này, hôm nay chúng ta có bốn mục tiêu. Thứ nhất, hiểu bản chất đặc trưng là gì và tại sao không dùng pixel thô. Thứ hai, phân biệt được đặc trưng toàn cục và cục bộ. Thứ ba, nắm vững ba tiêu chuẩn vàng của một đặc trưng tốt, đó là tính bất biến và sự mạnh mẽ. Cuối cùng, chúng ta sẽ ôn tập lại cốt lõi toán học của đường biên và thuật toán Canny.</w:t>
+      </w:r>
+    </w:p>
+    <w:p>
+      <w:r>
+        <w:rPr>
+          <w:b/>
+          <w:bCs/>
+        </w:rPr>
+        <w:t>Người 2:</w:t>
+      </w:r>
+      <w:r>
+        <w:t xml:space="preserve"> Em hiểu rồi ạ, tức là mình không thể nhảy một bước từ điểm ảnh thô lên việc nhận diện ra ngay đó là chiếc xe hay con người được, mà bắt buộc phải đi qua "cây cầu đặc trưng" này thưa thầy.</w:t>
       </w:r>
     </w:p>
     <w:p/>
@@ -64,21 +102,32 @@
     </w:p>
     <w:p>
       <w:r>
-        <w:t>Người 1: Rất chuẩn xác! Để đi vào mục tiêu đầu tiên, chúng ta cùng xem xét vấn đề mà máy tính đang gặp phải: Căn bệnh quá tải dữ liệu. Trên slide là hình ảnh một chú mèo đang ngồi trên bàn, bên cạnh là một ma trận số khổng lồ. Các em biết không, một bức ảnh độ phân giải mười không tám mươi P thông thường chứa hơn hai triệu pixel, và vì ảnh có ba kênh màu nên nó tương đương với khoảng sáu triệu con số thô.</w:t>
-      </w:r>
-    </w:p>
-    <w:p>
-      <w:r>
-        <w:t>Người 2: Sáu triệu con số cho một bức ảnh nhỏ xíu ạ? Nếu hệ thống dùng video hoặc camera thời gian thực thì lượng dữ liệu đổ về còn khủng khiếp hơn rất nhiều!</w:t>
-      </w:r>
-    </w:p>
-    <w:p>
-      <w:r>
-        <w:t xml:space="preserve">Người 1: Đúng thế. Máy tính không thể và cũng không nên phân tích từng con số một để nhận diện ra con mèo. Nếu làm vậy, hệ thống sẽ ngay lập tức bị quá tải bởi </w:t>
-      </w:r>
-      <w:r>
+        <w:rPr>
+          <w:b/>
+          <w:bCs/>
+        </w:rPr>
+        <w:t>Người 1:</w:t>
+      </w:r>
+      <w:r>
+        <w:t xml:space="preserve"> Đúng vậy em. Nguyên nhân tại sao bắt buộc phải đi qua cây cầu đó được thể hiện ngay ở slide này: Căn bệnh quá tải dữ liệu. Nhìn vào ảnh con mèo đang ngồi trên bàn, đối với mắt người, đó chỉ là một khung cảnh đơn giản. Nhưng với máy tính, một bức ảnh độ phân giải một không tám mươi p (1080p) tương đương với hơn hai triệu điểm ảnh, và sinh ra tới tận sáu triệu con số thô nếu tính cả ba kênh màu.</w:t>
+      </w:r>
+    </w:p>
+    <w:p>
+      <w:r>
+        <w:t>Máy tính không thể, và cũng tuyệt đối không nên phân tích từng con số một để nhận diện ra con mèo. Nếu làm vậy, hệ thống sẽ bị sụp đổ bởi sự quá tải từ nhiễu và những dữ liệu thừa thãi không mang lại ý nghĩa. Do đó, máy tính cần tìm ra những "Điểm nhấn" mang tính đại diện cho bức ảnh.</w:t>
+      </w:r>
+    </w:p>
+    <w:p>
+      <w:r>
+        <w:rPr>
+          <w:b/>
+          <w:bCs/>
+        </w:rPr>
         <w:lastRenderedPageBreak/>
-        <w:t>dữ liệu thừa và nhiễu. Thay vào đó, máy tính cần một phương pháp thông minh hơn: tìm ra những "Điểm nhấn", hay highlight, mang tính đại diện cao nhất cho bức ảnh.</w:t>
+        <w:t>Người 2:</w:t>
+      </w:r>
+      <w:r>
+        <w:t xml:space="preserve"> Sáu triệu con số thô cho một bức ảnh bình thường, quả thực là một khối lượng dữ liệu khổng lồ! Vậy nên thay vì ép máy tính phải đọc mảng tường trắng hay mặt bàn trống trơn, mình chỉ cần bắt nó nhìn vào mắt, mũi, râu của con mèo thôi đúng không ạ?</w:t>
       </w:r>
     </w:p>
     <w:p/>
@@ -91,22 +140,36 @@
           <w:b/>
           <w:bCs/>
         </w:rPr>
-        <w:t>4: ĐẶC TRƯNG: DẤU VÂN TAY KỸ THUẬT SỐ CỦA BỨC ẢNH</w:t>
-      </w:r>
-    </w:p>
-    <w:p>
-      <w:r>
-        <w:t>Người 1: Và những "Điểm nhấn" đó chính là Đặc trưng. Các em hãy nhìn vào các hình minh họa trên slide: từ một bức ảnh toàn cảnh bàn làm việc, máy tính sẽ phóng to và trích xuất ra một góc cong của chiếc laptop, hình dáng của vết ố cà phê, hay các đường nét logo trên cuốn sổ.</w:t>
-      </w:r>
-    </w:p>
-    <w:p>
-      <w:r>
-        <w:t>Theo định nghĩa của giáo sư Szeliski năm hai không hai mươi hai, một đặc trưng là một mẫu thông tin có ý nghĩa, mang tính định lượng, được trích xuất từ hình ảnh giúp đơn giản hóa việc biểu diễn dữ liệu phức tạp. Thay vì phải gánh sáu triệu pixel thô, máy tính chỉ cần trích xuất và ghi nhớ vài trăm điểm đặc trưng này. Chúng đóng vai trò như những "dấu vân tay độc bản" để nhận diện đối tượng.</w:t>
-      </w:r>
-    </w:p>
-    <w:p>
-      <w:r>
-        <w:t>Người 2: À, em dễ hình dung rồi! Giống như khi em nhận ra một người bạn, em không cần quét và nhớ từng lỗ chân lông trên mặt bạn ấy, em chỉ cần nhớ bạn ấy có nốt ruồi ở má, hoặc đôi mắt một mí đặc trưng. Đó chính là cách máy tính tiết kiệm bộ nhớ và xử lý nhanh hơn!</w:t>
+        <w:t>4: ĐẶC TRƯNG (FEATURE): DẤU VÂN TAY KỸ THUẬT SỐ CỦA BỨC ẢNH</w:t>
+      </w:r>
+    </w:p>
+    <w:p>
+      <w:r>
+        <w:rPr>
+          <w:b/>
+          <w:bCs/>
+        </w:rPr>
+        <w:t>Người 1:</w:t>
+      </w:r>
+      <w:r>
+        <w:t xml:space="preserve"> Rất thông minh! Đó chính là ý nghĩa của slide thứ 4 này. Những "điểm nhấn" như mắt, mũi mèo mà em vừa nhắc tới, trong ngôn ngữ thị giác máy tính, gọi là Đặc trưng, hay dấu vân tay kỹ thuật số của bức ảnh. Hãy nhìn vào hình minh họa góc bàn làm việc. Thay vì quét toàn bộ, hệ thống sẽ trích xuất ra các vùng như góc của chiếc laptop, vết ố trên tách cà phê, hay logo in dập chìm trên cuốn sổ.</w:t>
+      </w:r>
+    </w:p>
+    <w:p>
+      <w:r>
+        <w:t>Theo định nghĩa của giáo sư Szeliski năm hai không hai mươi hai (2022), một đặc trưng là một mẫu thông tin có ý nghĩa, mang tính định lượng, được trích xuất từ hình ảnh để giúp đơn giản hóa việc biểu diễn các dữ liệu phức tạp. Tóm lại, thay vì phải nhớ sáu triệu điểm ảnh, máy tính giờ đây chỉ cần nhớ vài trăm dấu vân tay độc bản này là đủ để nhận diện được vạn vật.</w:t>
+      </w:r>
+    </w:p>
+    <w:p>
+      <w:r>
+        <w:rPr>
+          <w:b/>
+          <w:bCs/>
+        </w:rPr>
+        <w:t>Người 2:</w:t>
+      </w:r>
+      <w:r>
+        <w:t xml:space="preserve"> Ví dụ về dấu vân tay thật dễ hiểu thưa thầy. Giống như cảnh sát điều tra tội phạm, họ không cần phải nhớ toàn bộ đặc điểm cơ thể của một người, chỉ cần quét một dấu vân tay duy nhất để lại trên hiện trường là biết chính xác người đó là ai.</w:t>
       </w:r>
     </w:p>
     <w:p/>
@@ -124,27 +187,37 @@
     </w:p>
     <w:p>
       <w:r>
-        <w:t>Người 1: Ví dụ của em rất xuất sắc! Bây giờ, hãy xem slide Kim tự tháp thông tin để biết các đặc trưng này được phân cấp như thế nào từ thấp lên cao. Dưới cùng, chúng ta có nền tảng là Ma trận số thô. Trên đỉnh cao nhất là Ngữ nghĩa, ví dụ như hệ thống nhận diện được "đây là chiếc xe" hay "đây là khuôn mặt".</w:t>
-      </w:r>
-    </w:p>
-    <w:p>
-      <w:r>
-        <w:t>Trọng tâm của Chương 4 chúng ta nằm ở ba tầng giữa của kim tự tháp. Tầng thứ hai là Đường biên, tức là các dải sáng chênh lệch. Tầng thứ ba là Góc và Điểm, tức là nơi giao nhau của các biên. Và Tầng thứ tư là Vùng đặc trưng, đại diện cho các khối có kết cấu đặc biệt.</w:t>
-      </w:r>
-    </w:p>
-    <w:p>
-      <w:r>
-        <w:t>Người 2: Vậy nhiệm vụ chính của chương này là chúng ta đi tìm các thuật toán để gạn đục khơi trong, biến cái đáy kim tự tháp là pixel thô thành các tầng ở giữa này phải không thầy?</w:t>
-      </w:r>
-    </w:p>
-    <w:p>
-      <w:r>
-        <w:t>Người 1: Hoàn toàn chính xác. Chúng ta sẽ chuyển hóa pixel thô thành các "điểm neo" hình học có thể định lượng bằng toán học. Đó là cơ sở vững chắc để xây dựng tầng nhận thức cao nhất. Cụ thể các đặc trưng này có sức mạnh thực chiến ra sao, thầy trò ta sẽ tìm hiểu ở phần tiếp theo.</w:t>
+        <w:rPr>
+          <w:b/>
+          <w:bCs/>
+        </w:rPr>
+        <w:t>Người 1:</w:t>
+      </w:r>
+      <w:r>
+        <w:t xml:space="preserve"> Sự so sánh của em rất chuẩn xác. Tuy nhiên, để tìm ra được "dấu vân tay" đó là cả một quy trình có tính phân cấp, giống như một kim tự tháp thông tin. Đáy của kim tự tháp là Ma trận số thô (Raw Pixels) - thứ mà chúng ta muốn thoát khỏi. Bước lên tầng tiếp theo, chúng ta tìm ra các Đường biên (Edges) dựa trên sự chênh lệch của các dải sáng.</w:t>
+      </w:r>
+    </w:p>
+    <w:p>
+      <w:r>
+        <w:t>Từ các đường biên đó cắt nhau, ta sẽ có tầng thứ ba là các Góc và Điểm (Corners &amp; Points). Cao hơn nữa là các Vùng đặc trưng (Regions &amp; Blobs) mang kết cấu đặc biệt, và đỉnh của kim tự tháp chính là Ngữ nghĩa (Semantics) - lúc này máy tính thực sự nhận diện được chiếc xe hay khuôn mặt. Trọng tâm của toàn bộ Chương 4 này nằm ở phần giữa của kim tự tháp: Làm sao chuyển hóa được các pixel thô kệch thành các điểm neo hình học mà chúng ta có thể định lượng được bằng toán học.</w:t>
+      </w:r>
+    </w:p>
+    <w:p>
+      <w:r>
+        <w:rPr>
+          <w:b/>
+          <w:bCs/>
+        </w:rPr>
+        <w:t>Người 2:</w:t>
+      </w:r>
+      <w:r>
+        <w:t xml:space="preserve"> Vậy là công việc của chúng ta trong phần tiếp theo sẽ là đi tìm hiểu các thuật toán để giúp máy tính leo từng bậc thang trên chiếc kim tự tháp này, bắt đầu từ đường biên lên các góc và vùng đặc trưng phải không thưa thầy?</w:t>
       </w:r>
     </w:p>
     <w:p/>
     <w:p>
       <w:r>
+        <w:lastRenderedPageBreak/>
         <w:t xml:space="preserve">Slide </w:t>
       </w:r>
       <w:r>
@@ -152,23 +225,128 @@
           <w:b/>
           <w:bCs/>
         </w:rPr>
-        <w:t>6: SỨC MẠNH THỰC CHIẾN: ĐẶC TRƯNG SINH RA ĐỂ LÀM GÌ?</w:t>
-      </w:r>
-    </w:p>
-    <w:p>
-      <w:r>
+        <w:t>6: LỰA CHỌN LĂNG KÍNH: TOÀN CỤC (GLOBAL) VS. CỤC BỘ (LOCAL)</w:t>
+      </w:r>
+    </w:p>
+    <w:p>
+      <w:r>
+        <w:rPr>
+          <w:b/>
+          <w:bCs/>
+        </w:rPr>
+        <w:t>Người 1:</w:t>
+      </w:r>
+      <w:r>
+        <w:t xml:space="preserve"> Sau khi đã hiểu đặc trưng là gì ở phần trước, bây giờ chúng ta sẽ xem xét cách máy tính "nhìn" vào chúng. Có hai lăng kính chính: Đặc trưng toàn cục và Đặc trưng cục bộ.</w:t>
+      </w:r>
+    </w:p>
+    <w:p>
+      <w:r>
+        <w:t>Toàn cục có nghĩa là một mẫu thông tin đại diện cho toàn bộ bức ảnh, ví dụ như biểu đồ màu sắc. Ưu điểm của nó là tính toán rất nhanh. Tuy nhiên, điểm yếu chí mạng của nó là khả năng chống che khuất rất kém. Chỉ cần đối tượng bị che khuất một phần, thông tin toàn cục sẽ sai lệch ngay. Ngược lại, đặc trưng cục bộ chỉ đại diện cho các điểm hoặc vùng cụ thể, chi phí tính toán cao hơn nhưng lại cực kỳ xuất sắc trong việc chống che khuất.</w:t>
+      </w:r>
+    </w:p>
+    <w:p>
+      <w:r>
+        <w:rPr>
+          <w:b/>
+          <w:bCs/>
+        </w:rPr>
+        <w:t>Người 2:</w:t>
+      </w:r>
+      <w:r>
+        <w:t xml:space="preserve"> Dạ thưa thầy, chống che khuất ở đây có phải là ví dụ như khi em chụp một chiếc xe hơi nhưng có một cái cây đứng chắn ngang che mất phần đuôi xe. Nếu dùng đặc trưng toàn cục thì máy sẽ bối rối, còn dùng đặc trưng cục bộ thì máy vẫn nhận diện được dựa vào phần đầu xe không bị che, đúng không ạ?</w:t>
+      </w:r>
+    </w:p>
+    <w:p>
+      <w:r>
+        <w:rPr>
+          <w:b/>
+          <w:bCs/>
+        </w:rPr>
+        <w:t>Người 1:</w:t>
+      </w:r>
+      <w:r>
+        <w:t xml:space="preserve"> Hoàn toàn chính xác! Máy tính chỉ cần tìm thấy vài "điểm neo" ở phần đầu xe là đã đủ để kết luận đó là chiếc xe rồi.</w:t>
+      </w:r>
+    </w:p>
+    <w:p/>
+    <w:p>
+      <w:r>
+        <w:t xml:space="preserve">Slide </w:t>
+      </w:r>
+      <w:r>
+        <w:rPr>
+          <w:b/>
+          <w:bCs/>
+        </w:rPr>
+        <w:t>7: SỨC MẠNH THỰC CHIẾN: ĐẶC TRƯNG SINH RA ĐỂ LÀM GÌ?</w:t>
+      </w:r>
+    </w:p>
+    <w:p>
+      <w:r>
+        <w:rPr>
+          <w:b/>
+          <w:bCs/>
+        </w:rPr>
+        <w:t>Người 1:</w:t>
+      </w:r>
+      <w:r>
+        <w:t xml:space="preserve"> Vậy những đặc trưng này sinh ra để giải quyết bài toán thực tế nào? Chúng ta có 3 ứng dụng cốt lõi trên slide này. Thứ nhất là Ghép ảnh toàn cảnh (Panorama) - nơi máy tính tìm các điểm neo chung giữa hai bức ảnh rời rạc để ráp chúng lại. Thứ hai là Theo dõi đối tượng (Object Tracking) qua các khung hình liên tiếp theo thời gian. Và thứ ba là Tìm kiếm ảnh (Image Retrieval).</w:t>
+      </w:r>
+    </w:p>
+    <w:p>
+      <w:r>
+        <w:rPr>
+          <w:b/>
+          <w:bCs/>
+        </w:rPr>
+        <w:t>Người 2:</w:t>
+      </w:r>
+      <w:r>
+        <w:t xml:space="preserve"> Em thấy ứng dụng thứ ba rất quen thuộc. Có phải khi em lướt mạng thấy một đôi giày đẹp, em tải ảnh về rồi dùng tìm kiếm hình ảnh để máy tính tự động tìm ra đôi giày đó trên các cửa hàng, thì hệ thống chính là đang so khớp các đặc trưng cục bộ của đôi giày không thưa thầy?</w:t>
+      </w:r>
+    </w:p>
+    <w:p/>
+    <w:p>
+      <w:r>
+        <w:t xml:space="preserve">Slide </w:t>
+      </w:r>
+      <w:r>
+        <w:rPr>
+          <w:b/>
+          <w:bCs/>
+        </w:rPr>
+        <w:t>8: 3 TRỤ CỘT CỦA MỘT ĐIỂM NEO HOÀN HẢO</w:t>
+      </w:r>
+    </w:p>
+    <w:p>
+      <w:r>
+        <w:rPr>
+          <w:b/>
+          <w:bCs/>
+        </w:rPr>
+        <w:t>Người 1:</w:t>
+      </w:r>
+      <w:r>
+        <w:t xml:space="preserve"> Đúng vậy, ứng dụng đó chính là đang so khớp các đặc trưng đấy. Nhưng làm sao để biết một điểm đặc trưng được trích xuất ra là "tốt" hay "xấu"? Một điểm neo hoàn hảo phải tựa trên 3 trụ cột vững chắc.</w:t>
+      </w:r>
+    </w:p>
+    <w:p>
+      <w:r>
+        <w:t>Trụ cột thứ nhất là Tính độc bản: vùng xung quanh điểm đó phải có cấu trúc độc đáo, không được nhầm lẫn với các điểm khác. Trụ cột thứ hai là Khả năng lặp lại: dù em chụp ở điều kiện ánh sáng hay góc độ nào, máy tính vẫn phải tìm lại được đúng điểm đó. Và cuối cùng là Tốc độ: thuật toán so khớp phải đủ nhẹ để hệ thống chạy được theo thời gian thực.</w:t>
+      </w:r>
+    </w:p>
+    <w:p>
+      <w:r>
+        <w:rPr>
+          <w:b/>
+          <w:bCs/>
+        </w:rPr>
         <w:lastRenderedPageBreak/>
-        <w:t>Người 1: Ở phần trước, chúng ta đã biết đặc trưng là gì. Vậy trong thực tế, chúng sinh ra để làm gì? Các em hãy nhìn vào ba bức ảnh minh họa trên slide. Bức ảnh đầu tiên là những ngọn núi được nối với nhau bằng các đường màu xanh. Bức ảnh thứ hai là một chiếc xe ô tô đang di chuyển trên đường được đóng khung vàng qua các thời điểm. Và bức ảnh thứ ba là một chiếc giày thể thao đang được đối chiếu với một kho dữ liệu hàng trăm chiếc giày khác.</w:t>
-      </w:r>
-    </w:p>
-    <w:p>
-      <w:r>
-        <w:t>Người 2: Dạ, hình đầu tiên em thấy giống tính năng chụp toàn cảnh Panorama trên điện thoại. Hai hình còn lại có vẻ giống hệ thống camera giao thông và tìm kiếm sản phẩm trên mạng đúng không thầy?</w:t>
-      </w:r>
-    </w:p>
-    <w:p>
-      <w:r>
-        <w:t>Người 1: Rất tinh tế! Đó chính là ba ứng dụng cốt lõi nhất. Thứ nhất là Ghép ảnh, máy tính tìm các điểm đặc trưng giống nhau giữa các ảnh rời rạc để ghép lại thành một bức ảnh rộng lớn. Thứ hai là Theo dõi đối tượng, máy tính bám sát các điểm đặc trưng của chiếc xe để biết nó đang di chuyển theo hướng nào qua từng khung hình. Và thứ ba là Tìm kiếm ảnh, dùng vân tay kỹ thuật số của một chiếc giày để truy xuất ra chính xác nó trong một cơ sở dữ liệu khổng lồ.</w:t>
+        <w:t>Người 2:</w:t>
+      </w:r>
+      <w:r>
+        <w:t xml:space="preserve"> Em hiểu rồi ạ. Độc bản tức là nó phải giống như vân tay của con người, không ai trùng ai. Còn lặp lại nghĩa là dù em có chụp vào ban ngày hay ban đêm thì máy tính vẫn phải "quét" ra đúng cái vân tay đó.</w:t>
       </w:r>
     </w:p>
     <w:p/>
@@ -181,22 +359,36 @@
           <w:b/>
           <w:bCs/>
         </w:rPr>
-        <w:t>7: 3 TRỤ CỘT CỦA MỘT ĐIỂM NEO HOÀN HẢO</w:t>
-      </w:r>
-    </w:p>
-    <w:p>
-      <w:r>
-        <w:t>Người 1: Để làm được những việc phi thường đó, không phải điểm pixel nào cũng được chọn. Slide tiếp theo cho chúng ta thấy hình ảnh một con mắt robot công nghệ cao được đặt vững chãi trên ba trụ cột. Đây là ba tiêu chuẩn vàng của một điểm neo hoàn hảo.</w:t>
-      </w:r>
-    </w:p>
-    <w:p>
-      <w:r>
-        <w:t>Người 2: Ba trụ cột đó là Khả năng lặp lại, Tính độc bản và Tốc độ đúng không ạ? Thầy có thể giải thích rõ hơn được không thưa thầy?</w:t>
-      </w:r>
-    </w:p>
-    <w:p>
-      <w:r>
-        <w:t>Người 1: Chắc chắn rồi. Trụ cột màu xanh dương - Khả năng lặp lại - nghĩa là dù em chụp bức ảnh ở góc độ nào hay điều kiện ánh sáng ra sao, máy tính vẫn phải tìm lại được đúng điểm đó. Trụ cột màu cam - Tính độc bản - yêu cầu vùng xung quanh điểm đó phải có cấu trúc độc đáo, không bị nhầm lẫn với bất kỳ điểm nào khác trong cùng bức ảnh. Và trụ cột màu xanh lá cuối cùng - Tốc độ - thuật toán trích xuất phải đủ nhẹ để hệ thống có thể chạy mượt mà theo thời gian thực.</w:t>
+        <w:t>9: THỬ THÁCH CỦA TỰ NHIÊN: TÍNH MẠNH MẼ (ROBUSTNESS)</w:t>
+      </w:r>
+    </w:p>
+    <w:p>
+      <w:r>
+        <w:rPr>
+          <w:b/>
+          <w:bCs/>
+        </w:rPr>
+        <w:t>Người 1:</w:t>
+      </w:r>
+      <w:r>
+        <w:t xml:space="preserve"> Em ví von rất hay! Và cái khả năng tìm lại được "vân tay" dù ban ngày hay ban đêm đó được gọi là Tính mạnh mẽ, hay Robustness. Tự nhiên mang đến rất nhiều thử thách cho ống kính camera.</w:t>
+      </w:r>
+    </w:p>
+    <w:p>
+      <w:r>
+        <w:t>Các em hãy nhìn vào hai bức ảnh biển báo STOP trên slide. Ở bức ảnh trên, ánh sáng mặt trời chiếu trực tiếp làm lóa một vùng lớn. Ở bức ảnh dưới, biển báo lại bị cành cây rậm rạp che khuất. Một đặc trưng tốt phải "sống sót" qua sự biến đổi môi trường này. Hệ thống vẫn bắt chính xác các điểm góc của chữ S, chữ T và chữ O mà không hề bị đánh lừa bởi ánh sáng hay cành cây.</w:t>
+      </w:r>
+    </w:p>
+    <w:p>
+      <w:r>
+        <w:rPr>
+          <w:b/>
+          <w:bCs/>
+        </w:rPr>
+        <w:t>Người 2:</w:t>
+      </w:r>
+      <w:r>
+        <w:t xml:space="preserve"> Sự mạnh mẽ này thật tuyệt vời. Máy tính lúc này giống như một thám tử lão luyện, chỉ cần nhìn lấp ló vài manh mối góc cạnh là đã chắp vá được sự thật rồi thưa thầy.</w:t>
       </w:r>
     </w:p>
     <w:p/>
@@ -209,23 +401,106 @@
           <w:b/>
           <w:bCs/>
         </w:rPr>
-        <w:t>8: THỬ THÁCH CỦA TỰ NHIÊN: TÍNH MẠNH MẼ (ROBUSTNESS)</w:t>
-      </w:r>
-    </w:p>
-    <w:p>
-      <w:r>
-        <w:t>Người 1: Bây giờ, hãy xem các đặc trưng này đối mặt với thực tế ra sao ở slide Thử thách của Tự nhiên. Trên slide là hai bức ảnh chụp biển báo STOP. Ảnh phía trên bị ánh sáng mặt trời chiếu lóa lấp mất một phần chữ. Ảnh phía dưới thì bị cành cây rậm rạp che khuất một nửa. Thế nhưng, các dấu cộng màu cam đại diện cho máy tính vẫn khóa mục tiêu chuẩn xác vào các góc của biển báo.</w:t>
-      </w:r>
-    </w:p>
-    <w:p>
-      <w:r>
-        <w:t>Người 2: Chà, bị che lấp và chói sáng như thế mà máy tính vẫn nhận ra được sao ạ?</w:t>
-      </w:r>
-    </w:p>
-    <w:p>
+        <w:t>10: BÀI TEST TOÁN HỌC: TÍNH BẤT BIẾN (INVARIANCE)</w:t>
+      </w:r>
+    </w:p>
+    <w:p>
+      <w:r>
+        <w:rPr>
+          <w:b/>
+          <w:bCs/>
+        </w:rPr>
+        <w:t>Người 1:</w:t>
+      </w:r>
+      <w:r>
+        <w:t xml:space="preserve"> Đúng vậy, nhưng làm thế nào thám tử làm được điều đó? Câu trả lời nằm ở bài test toán học mang tên: Tính Bất biến.</w:t>
+      </w:r>
+    </w:p>
+    <w:p>
+      <w:r>
+        <w:t>Hãy nhìn vào hình vẽ chiếc xe ô tô. Khi chiếc xe di chuyển ra xa, nó sẽ bị thu nhỏ lại, tức là thay đổi về Tỷ lệ. Khi chiếc xe chạy lên một con dốc, nó sẽ bị Xoay nghiêng đi. Nhưng về mặt toán học, dù bị phóng to, thu nhỏ hay xoay đi chăng nữa, thì véc-tơ mô tả đặc trưng của điểm sáng ở đèn xe vẫn giữ nguyên giá trị tương đối của nó. Chính sự bất biến trong tính toán học này giúp hệ thống nhận diện được chiếc xe từ bất kỳ góc độ nào.</w:t>
+      </w:r>
+    </w:p>
+    <w:p>
+      <w:r>
+        <w:rPr>
+          <w:b/>
+          <w:bCs/>
+        </w:rPr>
+        <w:t>Người 2:</w:t>
+      </w:r>
+      <w:r>
+        <w:t xml:space="preserve"> Tức là dù hình ảnh thực tế có biến dạng thế nào, thì con số toán học (véc-tơ) đại diện cho điểm đó bên trong bộ nhớ máy tính vẫn không đổi, hoặc nếu đổi thì ta vẫn có cách quy nó về cùng một hệ quy chiếu để so sánh đúng không ạ?</w:t>
+      </w:r>
+    </w:p>
+    <w:p>
+      <w:r>
+        <w:rPr>
+          <w:b/>
+          <w:bCs/>
+        </w:rPr>
+        <w:t>Người 1:</w:t>
+      </w:r>
+      <w:r>
+        <w:t xml:space="preserve"> Chính xác! Đó chính là chìa khóa để xây dựng các hệ thống thị giác máy tính hoạt động ổn định trong thực tế.</w:t>
+      </w:r>
+    </w:p>
+    <w:p/>
+    <w:p>
+      <w:r>
+        <w:t xml:space="preserve">Slide </w:t>
+      </w:r>
+      <w:r>
+        <w:rPr>
+          <w:b/>
+          <w:bCs/>
+        </w:rPr>
+        <w:t>11: ĐƯỜNG BIÊN (EDGE): NƠI VẠN VẬT BẮT ĐẦU</w:t>
+      </w:r>
+    </w:p>
+    <w:p>
+      <w:r>
+        <w:rPr>
+          <w:b/>
+          <w:bCs/>
+        </w:rPr>
+        <w:t>Người 1:</w:t>
+      </w:r>
+      <w:r>
+        <w:t xml:space="preserve"> Trở lại với câu hỏi làm sao máy tính tìm được các điểm neo, nền tảng cơ bản nhất chính là nằm ở Đường biên, hay Edge. Các em hãy nhìn vào hình ảnh tờ giấy trắng trên nền đen ở bên trái slide. Khi quét từ ngoài vào trong tờ giấy, mắt </w:t>
+      </w:r>
       <w:r>
         <w:lastRenderedPageBreak/>
-        <w:t>Người 1: Đúng vậy! Đó gọi là Tính Mạnh mẽ. Một đặc trưng tốt phải sinh tồn được qua những biến đổi khắc nghiệt của môi trường. Dù bức ảnh bị lóa sáng nặng nề hay bị vật cản che khuất, miễn là còn vài điểm đặc trưng lộ diện, máy tính vẫn có thể suy luận và nhận diện ra toàn bộ đối tượng.</w:t>
+        <w:t>chúng ta thấy sự thay đổi màu sắc. Nhưng máy tính thì thấy sự thay đổi về con số cường độ sáng, chuyển đột ngột từ mức không, tức là màu đen, nhảy vọt lên mức hai trăm năm mươi lăm, tức là màu trắng.</w:t>
+      </w:r>
+    </w:p>
+    <w:p>
+      <w:r>
+        <w:t>Dưới góc nhìn toán học, nếu chúng ta tính tốc độ thay đổi của các con số này, hay chính là lấy đạo hàm bậc nhất, chúng ta sẽ thu được một đồ thị với một đỉnh nhọn duy nhất dâng lên rất cao. Đỉnh của đạo hàm này chính là mép của đường biên!</w:t>
+      </w:r>
+    </w:p>
+    <w:p>
+      <w:r>
+        <w:rPr>
+          <w:b/>
+          <w:bCs/>
+        </w:rPr>
+        <w:t>Người 2:</w:t>
+      </w:r>
+      <w:r>
+        <w:t xml:space="preserve"> Dạ thưa thầy, phần đồ thị này giải thích toán học thật rõ ràng. Tức là máy tính không hề "nhìn" thấy viền tờ giấy, nó chỉ làm phép trừ các điểm ảnh đứng cạnh nhau. Chỗ nào hiệu số (hay đạo hàm) tạo thành một cái chóp cao vút thì máy tính đánh dấu đó là đường biên đúng không ạ?</w:t>
+      </w:r>
+    </w:p>
+    <w:p>
+      <w:r>
+        <w:rPr>
+          <w:b/>
+          <w:bCs/>
+        </w:rPr>
+        <w:t>Người 1:</w:t>
+      </w:r>
+      <w:r>
+        <w:t xml:space="preserve"> Hoàn toàn chính xác! Đường biên đơn giản chỉ là nơi cường độ sáng thay đổi đột ngột và mạnh mẽ nhất.</w:t>
       </w:r>
     </w:p>
     <w:p/>
@@ -238,22 +513,36 @@
           <w:b/>
           <w:bCs/>
         </w:rPr>
-        <w:t>9: BÀI TEST TOÁN HỌC: TÍNH BẤT BIẾN (INVARIANCE)</w:t>
-      </w:r>
-    </w:p>
-    <w:p>
-      <w:r>
-        <w:t>Người 1: Tự nhiên đã vượt qua, vậy còn phép thử của toán học thì sao? Trên slide này, các em thấy hình vẽ một chiếc xe ô tô ở ba trạng thái: kích thước bình thường, bị thu nhỏ lại, và bị xoay nghiêng đi. Hãy chú ý đến điểm đánh dấu màu cam ở đèn xe và mũi tên vector màu xanh đi kèm.</w:t>
-      </w:r>
-    </w:p>
-    <w:p>
-      <w:r>
-        <w:t>Người 2: Em thấy dù chiếc xe có nhỏ đi hay xoay lộn ngược thì cái mũi tên màu xanh đó vẫn giữ nguyên độ lớn và hướng tương đối so với cái đèn xe thưa thầy!</w:t>
-      </w:r>
-    </w:p>
-    <w:p>
-      <w:r>
-        <w:t>Người 1: Quan sát rất tốt! Đó chính là khái niệm Tính Bất biến. Bất kể đối tượng bị thay đổi tỷ lệ tức là phóng to thu nhỏ, hay bị xoay nghiêng, các vector mô tả đặc trưng bằng toán học vẫn phải giữ nguyên giá trị tương đối của nó. Điều này giống như việc em nhận ra một bức tranh dù nó được in trên một cái tem nhỏ xíu hay treo ngược trên tường vậy. Tính bất biến giúp hệ thống nhận diện chiếc xe từ bất kỳ góc độ nào.</w:t>
+        <w:t>12: ÔN TẬP: PIPELINE PHÉP THUẬT 4 BƯỚC CỦA CANNY</w:t>
+      </w:r>
+    </w:p>
+    <w:p>
+      <w:r>
+        <w:rPr>
+          <w:b/>
+          <w:bCs/>
+        </w:rPr>
+        <w:t>Người 1:</w:t>
+      </w:r>
+      <w:r>
+        <w:t xml:space="preserve"> Và để tìm ra các đường biên một cách tối ưu nhất, chúng ta cùng ôn tập lại "Pipeline phép thuật 4 bước" của thuật toán Canny đã học ở chương trước.</w:t>
+      </w:r>
+    </w:p>
+    <w:p>
+      <w:r>
+        <w:t>Đầu tiên là Lọc Gaussian để khử nhiễu rác và làm mượt ảnh, tránh việc máy tính nhận nhầm nhiễu thành đường biên. Bước thứ hai là dùng bộ lọc Gradient Sobel để tìm ra cường độ và hướng của đường biên. Bước thứ ba, sau khi có đường biên thường bị nhòe và dày, ta dùng kỹ thuật Triệt tiêu phi cực đại để gọt giũa, làm mỏng đường viền lại chỉ còn một điểm ảnh. Và cuối cùng là Phân ngưỡng kép để nối các nét đứt gãy thành một đường viền hoàn chỉnh.</w:t>
+      </w:r>
+    </w:p>
+    <w:p>
+      <w:r>
+        <w:rPr>
+          <w:b/>
+          <w:bCs/>
+        </w:rPr>
+        <w:t>Người 2:</w:t>
+      </w:r>
+      <w:r>
+        <w:t xml:space="preserve"> Em nhớ rồi ạ. Nhìn vào quá trình trên slide, từ một bức ảnh mờ mờ ban đầu, qua 4 bước Canny, chúng ta đã tách ra được một khung hình vuông với nét viền trắng mỏng và sắc nét trên nền đen.</w:t>
       </w:r>
     </w:p>
     <w:p/>
@@ -266,22 +555,37 @@
           <w:b/>
           <w:bCs/>
         </w:rPr>
-        <w:t>10: ĐƯỜNG BIÊN (EDGE): NƠI VẠN VẬT BẮT ĐẦU</w:t>
-      </w:r>
-    </w:p>
-    <w:p>
-      <w:r>
-        <w:t>Người 1: Chúng ta đã nói rất nhiều về lý thuyết. Giờ là lúc bắt tay vào kỹ thuật nền tảng nhất ở đáy của Kim tự tháp: Đường Biên. Các em hãy nhìn vào hình ảnh một tờ giấy trắng đặt trên nền đen bóng. Bên cạnh là hai đồ thị: đồ thị phía trên biểu diễn Cường độ sáng, và đồ thị phía dưới biểu diễn Tốc độ thay đổi, tức là đạo hàm bậc nhất của cường độ sáng.</w:t>
-      </w:r>
-    </w:p>
-    <w:p>
-      <w:r>
-        <w:t>Người 2: Em thấy ở ranh giới giữa nền đen và giấy trắng, đồ thị cường độ sáng nhảy vọt từ giá trị không lên hai trăm năm mươi lăm. Và ngay tại điểm nhảy vọt đó, đồ thị đạo hàm bên dưới xuất hiện một cái đỉnh nhọn hoắt!</w:t>
-      </w:r>
-    </w:p>
-    <w:p>
-      <w:r>
-        <w:t>Người 1: Em đã tự mình tìm ra định nghĩa toán học của đường biên rồi đấy! Dưới góc nhìn của máy tính, nó không thấy tờ giấy, nó chỉ thấy cường độ sáng thay đổi đột ngột và mạnh mẽ nhất. Cái đỉnh nhọn của đồ thị đạo hàm đó chính là ranh giới, là mép của đường biên. Đó là cách máy tính định vị "nơi vạn vật bắt đầu" trong một bức ảnh vô hồn.</w:t>
+        <w:t>13: ĐIỂM MÙ: TẠI SAO ĐƯỜNG BIÊN LÀ CHƯA ĐỦ?</w:t>
+      </w:r>
+    </w:p>
+    <w:p>
+      <w:r>
+        <w:rPr>
+          <w:b/>
+          <w:bCs/>
+        </w:rPr>
+        <w:t>Người 1:</w:t>
+      </w:r>
+      <w:r>
+        <w:t xml:space="preserve"> Canny rất tuyệt vời, nhưng hãy xem "điểm mù" của nó ở slide này. Khi áp dụng tìm đường biên cho các vật thể nhân tạo có hình khối rõ ràng như tờ giấy hay tòa nhà thì rất tốt. Tuy nhiên, nếu các em nhìn vào bức ảnh chụp tán lá cây này, kết quả nhận diện trả về một mớ các đường thẳng đứt đoạn màu xanh chằng chịt, trông như một cuộn len rối.</w:t>
+      </w:r>
+    </w:p>
+    <w:p>
+      <w:r>
+        <w:t>Trong tự nhiên với kết cấu phức tạp như tán lá hay mặt nước, đường biên tạo ra một lượng nhiễu khổng lồ. Khối dữ liệu đứt đoạn này không mang lại đủ thông tin ý nghĩa để máy tính nhận diện đối tượng. Đó là lý do vì sao trên slide có một dấu X vàng rất lớn. Đường biên là chưa đủ, chúng ta cần những điểm neo ổn định hơn nữa.</w:t>
+      </w:r>
+    </w:p>
+    <w:p>
+      <w:r>
+        <w:rPr>
+          <w:b/>
+          <w:bCs/>
+        </w:rPr>
+        <w:lastRenderedPageBreak/>
+        <w:t>Người 2:</w:t>
+      </w:r>
+      <w:r>
+        <w:t xml:space="preserve"> Đúng là nhìn vào mớ đường viền xanh lè trên tán cây, đến em cũng không nhận ra đó là cái cây huống chi là máy tính. Vậy ra, đường biên chỉ là bậc thang đầu tiên, và chúng ta bắt buộc phải leo tiếp lên các bậc cao hơn của "kim tự tháp thông tin" để tìm điểm neo vững chắc hơn thưa thầy?</w:t>
       </w:r>
     </w:p>
     <w:p/>
@@ -294,26 +598,36 @@
           <w:b/>
           <w:bCs/>
         </w:rPr>
-        <w:t>11: ÔN TẬP: PIPELINE PHÉP THUẬT 4 BƯỚC CỦA CANNY</w:t>
-      </w:r>
-    </w:p>
-    <w:p>
-      <w:r>
-        <w:t xml:space="preserve">Người 1: Bây giờ, để kết nối với những gì đã học, chúng ta cùng xem slide số 11 ôn tập về "Pipeline phép thuật 4 bước của thuật toán Canny". Trên slide là hình ảnh </w:t>
-      </w:r>
-      <w:r>
-        <w:lastRenderedPageBreak/>
-        <w:t>minh họa quá trình một bức ảnh từ dạng mờ ảo ban đầu, đi qua từng khung hình để biến thành những đường viền sắc nét, khép kín.</w:t>
-      </w:r>
-    </w:p>
-    <w:p>
-      <w:r>
-        <w:t>Người 2: Dạ, 4 bước được liệt kê rõ ràng là: Lọc Gaussian, Gradient Sobel, Triệt tiêu phi cực đại và Phân ngưỡng kép. Thầy có thể nhắc lại ngắn gọn vai trò của từng bước được không ạ?</w:t>
-      </w:r>
-    </w:p>
-    <w:p>
-      <w:r>
-        <w:t>Người 1: Chắc chắn rồi. Bước 1 dùng bộ lọc Gaussian để khử đi những nhiễu rác và làm mượt bức ảnh ban đầu. Bước 2 áp dụng toán tử Gradient Sobel để tìm ra cường độ và hướng của đường biên. Bước 3, triệt tiêu phi cực đại giúp làm mỏng đường viền lại cho sắc nét. Và bước 4 cuối cùng, kỹ thuật phân ngưỡng kép, hay tiếng Anh gọi là Hysteresis, đóng vai trò nối các nét đứt gãy thành một đường viền hoàn chỉnh.</w:t>
+        <w:t>14: TỔNG KẾT TIẾT 1: ĐỊNH HÌNH DẤU VÂN TAY KỸ THUẬT SỐ</w:t>
+      </w:r>
+    </w:p>
+    <w:p>
+      <w:r>
+        <w:rPr>
+          <w:b/>
+          <w:bCs/>
+        </w:rPr>
+        <w:t>Người 1:</w:t>
+      </w:r>
+      <w:r>
+        <w:t xml:space="preserve"> Chính xác! Đó cũng là nội dung tóm tắt của tiết học ngày hôm nay. Chúng ta đã đi qua 4 khía cạnh để định hình "dấu vân tay kỹ thuật số".</w:t>
+      </w:r>
+    </w:p>
+    <w:p>
+      <w:r>
+        <w:t>Thứ nhất về bản chất, đặc trưng là mẫu thông tin định lượng, độc bản được trích xuất từ ảnh. Thứ hai về phân loại, ta có đặc trưng toàn cục giúp nhìn bao quát và đặc trưng cục bộ giúp nhìn chi tiết, kháng lại sự che khuất. Thứ ba, ba tiêu chuẩn vàng để đánh giá là Khả năng lặp lại, Tính độc bản và Tốc độ tính toán. Và cuối cùng, nền tảng khởi đầu của mọi đặc trưng chính là Đường biên - dựa trên sự thay đổi của đạo hàm.</w:t>
+      </w:r>
+    </w:p>
+    <w:p>
+      <w:r>
+        <w:rPr>
+          <w:b/>
+          <w:bCs/>
+        </w:rPr>
+        <w:t>Người 2:</w:t>
+      </w:r>
+      <w:r>
+        <w:t xml:space="preserve"> Dạ, một bức tranh tổng quan rất rõ ràng thưa thầy. Khái niệm "dấu vân tay kỹ thuật số" đã không còn mơ hồ đối với em nữa ạ.</w:t>
       </w:r>
     </w:p>
     <w:p/>
@@ -326,85 +640,58 @@
           <w:b/>
           <w:bCs/>
         </w:rPr>
-        <w:t>12: ĐIỂM MÙ: TẠI SAO ĐƯỜNG BIÊN LÀ CHƯA ĐỦ?</w:t>
-      </w:r>
-    </w:p>
-    <w:p>
-      <w:r>
-        <w:t>Người 1: Đường biên tuyệt vời như vậy, nhưng liệu nó đã hoàn hảo chưa? Các em hãy nhìn vào slide 12. Hình ảnh trên slide là một tán cây rậm rạp chằng chịt những đường viền được vẽ màu xanh, và nó bị gạch chéo bởi một dấu X màu cam rất lớn.</w:t>
-      </w:r>
-    </w:p>
-    <w:p>
-      <w:r>
-        <w:t>Người 2: Trông thật rối mắt! Có vẻ như máy tính đã bị "tẩu hỏa nhập ma" khi cố gắng vẽ ra đường biên của vô số chiếc lá trên cây đúng không thầy?</w:t>
-      </w:r>
-    </w:p>
-    <w:p>
-      <w:r>
-        <w:t>Người 1: Một sự ví von rất hay! Cạnh hay Edge hoạt động cực kỳ tốt trên các vật thể nhân tạo có hình khối rõ ràng. Tuy nhiên, trong tự nhiên với các kết cấu phức tạp như tán lá hay mặt nước, đường biên lại tạo ra một lượng nhiễu khổng lồ. Một mớ các đường thẳng đứt đoạn như trên hình không mang lại đủ thông tin để máy tính nhận diện được đối tượng. Do đó, "điểm mù" ở đây là đường biên vẫn chưa đủ, chúng ta cần tìm ra những điểm neo ổn định hơn nữa.</w:t>
-      </w:r>
-    </w:p>
-    <w:p/>
-    <w:p>
-      <w:r>
-        <w:t xml:space="preserve">Slide </w:t>
-      </w:r>
-      <w:r>
-        <w:rPr>
-          <w:b/>
-          <w:bCs/>
-        </w:rPr>
-        <w:t>13: TỔNG KẾT TIẾT 1: ĐỊNH HÌNH DẤU VÂN TAY KỸ THUẬT SỐ</w:t>
-      </w:r>
-    </w:p>
-    <w:p>
-      <w:r>
-        <w:t>Người 1: Trước khi khép lại bài học, chúng ta cùng nhìn lại bức tranh toàn cảnh qua sơ đồ trên slide 13. Sơ đồ này tổng hợp 4 khía cạnh cốt lõi của Đặc trưng ảnh hay Image Features.</w:t>
-      </w:r>
-    </w:p>
-    <w:p>
-      <w:r>
-        <w:t>Người 2: Em thấy sơ đồ ghi rất rõ. Về bản chất, đặc trưng là các mẫu thông tin định lượng và mang tính độc bản được trích xuất từ ảnh. Để đánh giá điểm neo đó có hoàn hảo hay không, chúng ta dùng 3 tiêu chuẩn vàng là: khả năng lặp lại, tính độc bản và tốc độ tính toán.</w:t>
-      </w:r>
-    </w:p>
-    <w:p>
-      <w:r>
-        <w:t xml:space="preserve">Người 1: Cảm ơn em! Về phân loại, ta có đặc trưng toàn cục giúp nhìn bao quát nhưng dễ bị nhiễu, và đặc trưng cục bộ chú trọng vào chi tiết nên có khả năng kháng che khuất tốt hơn. Cuối cùng, nền tảng cơ sở nhất của điểm neo chính là </w:t>
-      </w:r>
-      <w:r>
-        <w:lastRenderedPageBreak/>
-        <w:t>Đường biên, được xây dựng dựa trên sự thay đổi của đạo hàm mà chúng ta vừa ôn tập.</w:t>
-      </w:r>
-    </w:p>
-    <w:p/>
-    <w:p>
-      <w:r>
-        <w:t xml:space="preserve">Slide </w:t>
-      </w:r>
-      <w:r>
-        <w:rPr>
-          <w:b/>
-          <w:bCs/>
-        </w:rPr>
-        <w:t>14: HÉ MỞ TIẾT 2 &amp; TIẾT 3: NÂNG CẤP ĐIỂM NEO</w:t>
-      </w:r>
-    </w:p>
-    <w:p>
-      <w:r>
-        <w:t>Người 1: Vậy chúng ta sẽ giải quyết "điểm mù" của đường biên như thế nào? Slide 14 sẽ hé mở những thử thách tiếp theo. Hình ảnh bên trái cho thấy các đoạn viền rời rạc đang được gom lại để tạo thành một vòng tròn hoàn hảo màu xanh. Hình bên phải minh họa một hệ thống ngắm bắn màu cam đang khóa chặt mục tiêu vào một góc giao nhau của các đường nét.</w:t>
-      </w:r>
-    </w:p>
-    <w:p>
-      <w:r>
-        <w:t>Người 2: Dạ, phần văn bản bên trái đặt ra câu hỏi làm thế nào để tự động nối các đoạn biên rời rạc thành hình học hoàn hảo, và có gợi ý chúng ta sẽ đón xem thuật toán Biến đổi Hough. Còn hình bên phải là câu hỏi làm sao lọc ra những "Góc" cực kỳ ổn định bất chấp mọi góc nhìn bằng thuật toán Harris Corner.</w:t>
-      </w:r>
-    </w:p>
-    <w:p>
-      <w:r>
-        <w:t>Người 1: Phân tích rất chính xác! Biến đổi Hough ở Tiết 2 và bắt Góc Harris ở Tiết 3 chính là câu trả lời cho việc nâng cấp điểm neo, giúp máy tính vượt qua giới hạn của những pixel thô và đường biên đơn giản. Bài giảng của chúng ta hôm nay kết thúc ở đây. Chào các em!</w:t>
-      </w:r>
-    </w:p>
-    <w:p/>
+        <w:t>15: HÉ MỞ TIẾT 2 &amp; TIẾT 3: NÂNG CẤP ĐIỂM NEO</w:t>
+      </w:r>
+    </w:p>
+    <w:p>
+      <w:r>
+        <w:rPr>
+          <w:b/>
+          <w:bCs/>
+        </w:rPr>
+        <w:t>Người 1:</w:t>
+      </w:r>
+      <w:r>
+        <w:t xml:space="preserve"> Để kết thúc, thầy sẽ "hé mở" một chút về hành trình tiếp theo của chúng ta. Như các em đã thấy ở tán cây ban nãy, làm thế nào để tự động nối các đoạn biên đứt nét, rời rạc thành những hình học hoàn hảo như đường tròn hay đường thẳng? Câu trả lời sẽ nằm ở </w:t>
+      </w:r>
+      <w:r>
+        <w:rPr>
+          <w:b/>
+          <w:bCs/>
+        </w:rPr>
+        <w:t>Biến đổi Hough</w:t>
+      </w:r>
+      <w:r>
+        <w:t xml:space="preserve"> trong Tiết 2.</w:t>
+      </w:r>
+    </w:p>
+    <w:p>
+      <w:r>
+        <w:t xml:space="preserve">Và làm sao để lọc ra được những Góc (Corners) ổn định nhất, không bị nhầm lẫn dù camera có xoay theo mọi hướng? Cỗ máy </w:t>
+      </w:r>
+      <w:r>
+        <w:rPr>
+          <w:b/>
+          <w:bCs/>
+        </w:rPr>
+        <w:t>Harris Corner</w:t>
+      </w:r>
+      <w:r>
+        <w:t xml:space="preserve"> trong Tiết 3 sẽ giải quyết triệt để vấn đề này.</w:t>
+      </w:r>
+    </w:p>
+    <w:p>
+      <w:r>
+        <w:rPr>
+          <w:b/>
+          <w:bCs/>
+        </w:rPr>
+        <w:t>Người 2:</w:t>
+      </w:r>
+      <w:r>
+        <w:t xml:space="preserve"> Nghe thật hấp dẫn ạ! Em rất nóng lòng muốn xem cách máy tính "giải cứu" những đoạn thẳng đứt gãy và tìm ra các điểm góc thần thánh ở những tiết học tới. Cảm ơn thầy vì bài giảng hôm nay!</w:t>
+      </w:r>
+    </w:p>
     <w:sectPr>
       <w:pgSz w:w="11906" w:h="16838"/>
       <w:pgMar w:top="1440" w:right="1440" w:bottom="1440" w:left="1440" w:header="720" w:footer="720" w:gutter="0"/>

--- a/Chương 4_Phát hiện và mô tả đặc trưng  ảnh/Phần 1_Digital_Image_Fingerprints/script_v2.docx
+++ b/Chương 4_Phát hiện và mô tả đặc trưng  ảnh/Phần 1_Digital_Image_Fingerprints/script_v2.docx
@@ -1305,6 +1305,7 @@
   <w:style w:type="character" w:default="1" w:styleId="DefaultParagraphFont">
     <w:name w:val="Default Paragraph Font"/>
     <w:uiPriority w:val="1"/>
+    <w:semiHidden/>
     <w:unhideWhenUsed/>
   </w:style>
   <w:style w:type="table" w:default="1" w:styleId="TableNormal">
